--- a/Checkpoint 3/CPIII-16.docx
+++ b/Checkpoint 3/CPIII-16.docx
@@ -40,6 +40,7 @@
             </w:pPr>
             <w:r>
               <w:rPr>
+                <w:noProof/>
                 <w:lang w:val="en-US"/>
               </w:rPr>
               <mc:AlternateContent>
@@ -469,7 +470,7 @@
                 <w:szCs w:val="28"/>
                 <w:lang w:val="en-US"/>
               </w:rPr>
-              <w:t>29</w:t>
+              <w:t>30</w:t>
             </w:r>
           </w:p>
         </w:tc>
@@ -663,7 +664,19 @@
         <w:rPr>
           <w:lang w:val="en-US"/>
         </w:rPr>
-        <w:t xml:space="preserve"> with slider and boxplot).</w:t>
+        <w:t xml:space="preserve"> with slider and </w:t>
+      </w:r>
+      <w:r>
+        <w:rPr>
+          <w:lang w:val="en-US"/>
+        </w:rPr>
+        <w:t>ViolinPlot</w:t>
+      </w:r>
+      <w:r>
+        <w:rPr>
+          <w:lang w:val="en-US"/>
+        </w:rPr>
+        <w:t>).</w:t>
       </w:r>
     </w:p>
     <w:p>
@@ -796,21 +809,19 @@
         <w:rPr>
           <w:lang w:val="en-US"/>
         </w:rPr>
-        <w:t xml:space="preserve">.js, boxplot.js). Each file exports a </w:t>
-      </w:r>
-      <w:proofErr w:type="spellStart"/>
-      <w:r>
-        <w:rPr>
-          <w:lang w:val="en-US"/>
-        </w:rPr>
-        <w:t>createX</w:t>
-      </w:r>
-      <w:proofErr w:type="spellEnd"/>
-      <w:r>
-        <w:rPr>
-          <w:lang w:val="en-US"/>
-        </w:rPr>
-        <w:t xml:space="preserve"> function that is responsible for:</w:t>
+        <w:t xml:space="preserve">.js, </w:t>
+      </w:r>
+      <w:r>
+        <w:rPr>
+          <w:lang w:val="en-US"/>
+        </w:rPr>
+        <w:t>ViolinPlot</w:t>
+      </w:r>
+      <w:r>
+        <w:rPr>
+          <w:lang w:val="en-US"/>
+        </w:rPr>
+        <w:t>.js). Each file exports a createX function that is responsible for:</w:t>
       </w:r>
     </w:p>
     <w:p>
@@ -950,13 +961,14 @@
       </w:pPr>
       <w:r>
         <w:rPr>
+          <w:noProof/>
           <w:lang w:val="en-US"/>
         </w:rPr>
         <w:drawing>
-          <wp:inline distT="0" distB="0" distL="0" distR="0" wp14:anchorId="5E1F2D7E" wp14:editId="0840A775">
-            <wp:extent cx="5559552" cy="945590"/>
-            <wp:effectExtent l="0" t="0" r="3175" b="6985"/>
-            <wp:docPr id="1180582088" name="Graphic 2"/>
+          <wp:inline distT="0" distB="0" distL="0" distR="0" wp14:anchorId="48B07CC4" wp14:editId="1874C211">
+            <wp:extent cx="5760720" cy="979805"/>
+            <wp:effectExtent l="0" t="0" r="0" b="0"/>
+            <wp:docPr id="1005548278" name="Graphic 2"/>
             <wp:cNvGraphicFramePr>
               <a:graphicFrameLocks xmlns:a="http://schemas.openxmlformats.org/drawingml/2006/main" noChangeAspect="1"/>
             </wp:cNvGraphicFramePr>
@@ -964,7 +976,7 @@
               <a:graphicData uri="http://schemas.openxmlformats.org/drawingml/2006/picture">
                 <pic:pic xmlns:pic="http://schemas.openxmlformats.org/drawingml/2006/picture">
                   <pic:nvPicPr>
-                    <pic:cNvPr id="1180582088" name="Graphic 1180582088"/>
+                    <pic:cNvPr id="1005548278" name="Graphic 1005548278"/>
                     <pic:cNvPicPr/>
                   </pic:nvPicPr>
                   <pic:blipFill>
@@ -982,7 +994,7 @@
                   <pic:spPr>
                     <a:xfrm>
                       <a:off x="0" y="0"/>
-                      <a:ext cx="5639854" cy="959248"/>
+                      <a:ext cx="5760720" cy="979805"/>
                     </a:xfrm>
                     <a:prstGeom prst="rect">
                       <a:avLst/>
@@ -1017,26 +1029,18 @@
           <w:lang w:val="en-US"/>
         </w:rPr>
       </w:pPr>
-      <w:commentRangeStart w:id="0"/>
-      <w:r>
-        <w:rPr>
-          <w:rFonts w:ascii="Calibri" w:hAnsi="Calibri" w:cs="Calibri"/>
+      <w:r>
+        <w:rPr>
           <w:noProof/>
-          <w:color w:val="000000"/>
-          <w:bdr w:val="none" w:sz="0" w:space="0" w:color="auto" w:frame="1"/>
+          <w:sz w:val="16"/>
+          <w:szCs w:val="16"/>
           <w:lang w:val="en-US"/>
         </w:rPr>
         <w:drawing>
-          <wp:inline distT="0" distB="0" distL="0" distR="0" wp14:anchorId="4F5B50B3" wp14:editId="66E65E06">
-            <wp:extent cx="5166360" cy="2788920"/>
+          <wp:inline distT="0" distB="0" distL="0" distR="0" wp14:anchorId="2646DF1D" wp14:editId="6358EBCD">
+            <wp:extent cx="5760720" cy="2783840"/>
             <wp:effectExtent l="0" t="0" r="0" b="0"/>
-            <wp:docPr id="915926986" name="Picture 3" descr="A graph and diagram of different colored lines&#10;&#10;AI-generated content may be incorrect.">
-              <a:extLst xmlns:a="http://schemas.openxmlformats.org/drawingml/2006/main">
-                <a:ext uri="{C183D7F6-B498-43B3-948B-1728B52AA6E4}">
-                  <adec:decorative xmlns:adec="http://schemas.microsoft.com/office/drawing/2017/decorative" val="0"/>
-                </a:ext>
-              </a:extLst>
-            </wp:docPr>
+            <wp:docPr id="542078260" name="Picture 3" descr="A screenshot of a graph&#10;&#10;AI-generated content may be incorrect."/>
             <wp:cNvGraphicFramePr>
               <a:graphicFrameLocks xmlns:a="http://schemas.openxmlformats.org/drawingml/2006/main" noChangeAspect="1"/>
             </wp:cNvGraphicFramePr>
@@ -1044,16 +1048,8 @@
               <a:graphicData uri="http://schemas.openxmlformats.org/drawingml/2006/picture">
                 <pic:pic xmlns:pic="http://schemas.openxmlformats.org/drawingml/2006/picture">
                   <pic:nvPicPr>
-                    <pic:cNvPr id="915926986" name="Picture 3" descr="A graph and diagram of different colored lines&#10;&#10;AI-generated content may be incorrect.">
-                      <a:extLst>
-                        <a:ext uri="{C183D7F6-B498-43B3-948B-1728B52AA6E4}">
-                          <adec:decorative xmlns:adec="http://schemas.microsoft.com/office/drawing/2017/decorative" val="0"/>
-                        </a:ext>
-                      </a:extLst>
-                    </pic:cNvPr>
-                    <pic:cNvPicPr>
-                      <a:picLocks noChangeAspect="1" noChangeArrowheads="1"/>
-                    </pic:cNvPicPr>
+                    <pic:cNvPr id="542078260" name="Picture 3" descr="A screenshot of a graph&#10;&#10;AI-generated content may be incorrect."/>
+                    <pic:cNvPicPr/>
                   </pic:nvPicPr>
                   <pic:blipFill>
                     <a:blip r:embed="rId10" cstate="print">
@@ -1063,23 +1059,18 @@
                         </a:ext>
                       </a:extLst>
                     </a:blip>
-                    <a:srcRect/>
                     <a:stretch>
                       <a:fillRect/>
                     </a:stretch>
                   </pic:blipFill>
-                  <pic:spPr bwMode="auto">
+                  <pic:spPr>
                     <a:xfrm>
                       <a:off x="0" y="0"/>
-                      <a:ext cx="5166360" cy="2788920"/>
+                      <a:ext cx="5760720" cy="2783840"/>
                     </a:xfrm>
                     <a:prstGeom prst="rect">
                       <a:avLst/>
                     </a:prstGeom>
-                    <a:noFill/>
-                    <a:ln>
-                      <a:noFill/>
-                    </a:ln>
                   </pic:spPr>
                 </pic:pic>
               </a:graphicData>
@@ -1087,6 +1078,7 @@
           </wp:inline>
         </w:drawing>
       </w:r>
+      <w:commentRangeStart w:id="0"/>
       <w:commentRangeEnd w:id="0"/>
       <w:r>
         <w:rPr>
@@ -1119,7 +1111,19 @@
         <w:rPr>
           <w:lang w:val="en-US"/>
         </w:rPr>
-        <w:t>The central visualization space is organized into four main sections. In the upper-left, a scatter plot depicts the relationship between sales volume and total revenue, allowing for the identification of trends and outliers within the dataset. Positioned to the upper-right, a horizontal bar chart highlights the top ten most popular Pokémon based on sales volume, facilitating straightforward comparative analysis between individual cards. The lower-left section presents changes in average price across card conditions, conceptualized as a line chart in the sketch and implemented through multi-line plots in the prototype. Finally, the lower-right section features a box plot illustrating price distributions across different rarity categories, thereby offering insights into market variability and value concentration.</w:t>
+        <w:t xml:space="preserve">The central visualization space is organized into four main sections. In the upper-left, a scatter plot depicts the relationship between sales volume and total revenue, allowing for the identification of trends and outliers within the dataset. Positioned to the upper-right, a horizontal bar chart highlights the top ten most popular Pokémon based on sales volume, facilitating straightforward comparative analysis between individual cards. The lower-left section presents changes in average price across card conditions, conceptualized as a line chart in the sketch and implemented through multi-line plots in the prototype. Finally, the lower-right section features a </w:t>
+      </w:r>
+      <w:r>
+        <w:rPr>
+          <w:lang w:val="en-US"/>
+        </w:rPr>
+        <w:t xml:space="preserve">Violin Plot </w:t>
+      </w:r>
+      <w:r>
+        <w:rPr>
+          <w:lang w:val="en-US"/>
+        </w:rPr>
+        <w:t>illustrating price distributions across different rarity categories, thereby offering insights into market variability and value concentration.</w:t>
       </w:r>
     </w:p>
     <w:p>
@@ -1162,13 +1166,7 @@
         <w:rPr>
           <w:lang w:val="en-US"/>
         </w:rPr>
-        <w:t>T</w:t>
-      </w:r>
-      <w:r>
-        <w:rPr>
-          <w:lang w:val="en-US"/>
-        </w:rPr>
-        <w:t>he Idiom we decided to start this first prototype with was the Scatterplot that answers tasks 4 and 5 respectively, Does type influence the popularity and price of a card by set and by year? and Pokémon Card Sales Volume vs. Revenue per Year, Type, Rarity and Name?. For the scatterplot idiom, the raw dataset could not be used directly. The original dataset contains multiple rows per card, each with attributes such as the card name, release year, set name, series, card(</w:t>
+        <w:t>The Idiom we decided to start this first prototype with was the Scatterplot that answers tasks 4 and 5 respectively, Does type influence the popularity and price of a card by set and by year? and Pokémon Card Sales Volume vs. Revenue per Year, Type, Rarity and Name?. For the scatterplot idiom, the raw dataset could not be used directly. The original dataset contains multiple rows per card, each with attributes such as the card name, release year, set name, series, card(</w:t>
       </w:r>
       <w:r>
         <w:rPr>
@@ -1861,7 +1859,31 @@
         <w:rPr>
           <w:lang w:val="en-US"/>
         </w:rPr>
-        <w:t xml:space="preserve">, boxplot). The same card is highlighted in those views, creating a </w:t>
+        <w:t xml:space="preserve">, </w:t>
+      </w:r>
+      <w:r>
+        <w:rPr>
+          <w:lang w:val="en-US"/>
+        </w:rPr>
+        <w:t>Violin</w:t>
+      </w:r>
+      <w:r>
+        <w:rPr>
+          <w:lang w:val="en-US"/>
+        </w:rPr>
+        <w:t xml:space="preserve"> </w:t>
+      </w:r>
+      <w:r>
+        <w:rPr>
+          <w:lang w:val="en-US"/>
+        </w:rPr>
+        <w:t>Plot</w:t>
+      </w:r>
+      <w:r>
+        <w:rPr>
+          <w:lang w:val="en-US"/>
+        </w:rPr>
+        <w:t xml:space="preserve">). The same card is highlighted in those views, creating a </w:t>
       </w:r>
       <w:r>
         <w:rPr>
@@ -2189,47 +2211,31 @@
         <w:rPr>
           <w:lang w:val="en-US"/>
         </w:rPr>
-        <w:t xml:space="preserve">Each chart module (scatterplot, bar chart, </w:t>
-      </w:r>
-      <w:r>
-        <w:rPr>
-          <w:lang w:val="en-US"/>
-        </w:rPr>
-        <w:t>line chart</w:t>
-      </w:r>
-      <w:r>
-        <w:rPr>
-          <w:lang w:val="en-US"/>
-        </w:rPr>
-        <w:t xml:space="preserve">, boxplot) has its own </w:t>
-      </w:r>
-      <w:proofErr w:type="spellStart"/>
-      <w:r>
-        <w:rPr>
-          <w:lang w:val="en-US"/>
-        </w:rPr>
-        <w:t>createX</w:t>
-      </w:r>
-      <w:proofErr w:type="spellEnd"/>
-      <w:r>
-        <w:rPr>
-          <w:lang w:val="en-US"/>
-        </w:rPr>
-        <w:t xml:space="preserve"> function (for example: </w:t>
-      </w:r>
-      <w:proofErr w:type="spellStart"/>
-      <w:r>
-        <w:rPr>
-          <w:lang w:val="en-US"/>
-        </w:rPr>
-        <w:t>createScatterplot</w:t>
-      </w:r>
-      <w:proofErr w:type="spellEnd"/>
-      <w:r>
-        <w:rPr>
-          <w:lang w:val="en-US"/>
-        </w:rPr>
-        <w:t>(data: any, selector: any)).</w:t>
+        <w:t xml:space="preserve">Each chart module (scatterplot, bar chart, line chart, </w:t>
+      </w:r>
+      <w:r>
+        <w:rPr>
+          <w:lang w:val="en-US"/>
+        </w:rPr>
+        <w:t>Violin</w:t>
+      </w:r>
+      <w:r>
+        <w:rPr>
+          <w:lang w:val="en-US"/>
+        </w:rPr>
+        <w:t xml:space="preserve"> </w:t>
+      </w:r>
+      <w:r>
+        <w:rPr>
+          <w:lang w:val="en-US"/>
+        </w:rPr>
+        <w:t>Plot</w:t>
+      </w:r>
+      <w:r>
+        <w:rPr>
+          <w:lang w:val="en-US"/>
+        </w:rPr>
+        <w:t>) has its own createX function (for example: createScatterplot(data: any, selector: any)).</w:t>
       </w:r>
     </w:p>
     <w:p>
@@ -2248,21 +2254,7 @@
         <w:rPr>
           <w:lang w:val="en-US"/>
         </w:rPr>
-        <w:t>A central update function (</w:t>
-      </w:r>
-      <w:proofErr w:type="spellStart"/>
-      <w:r>
-        <w:rPr>
-          <w:lang w:val="en-US"/>
-        </w:rPr>
-        <w:t>updateSelectionAcrossPlots</w:t>
-      </w:r>
-      <w:proofErr w:type="spellEnd"/>
-      <w:r>
-        <w:rPr>
-          <w:lang w:val="en-US"/>
-        </w:rPr>
-        <w:t>) handles the communication of selection states.</w:t>
+        <w:t>A central update function (updateSelectionAcrossPlots) handles the communication of selection states.</w:t>
       </w:r>
     </w:p>
     <w:p>
@@ -2281,21 +2273,7 @@
         <w:rPr>
           <w:lang w:val="en-US"/>
         </w:rPr>
-        <w:t>Since the integration relies on a shared identifier (</w:t>
-      </w:r>
-      <w:proofErr w:type="spellStart"/>
-      <w:r>
-        <w:rPr>
-          <w:lang w:val="en-US"/>
-        </w:rPr>
-        <w:t>selectedCard</w:t>
-      </w:r>
-      <w:proofErr w:type="spellEnd"/>
-      <w:r>
-        <w:rPr>
-          <w:lang w:val="en-US"/>
-        </w:rPr>
-        <w:t>), additional idioms can easily be added. As long as new charts listen to the same global selection variable, they will automatically integrate into the coordinated highlighting system.</w:t>
+        <w:t>Since the integration relies on a shared identifier (selectedCard), additional idioms can easily be added. As long as new charts listen to the same global selection variable, they will automatically integrate into the coordinated highlighting system.</w:t>
       </w:r>
     </w:p>
     <w:p>
@@ -4492,6 +4470,7 @@
   <w:style w:type="character" w:default="1" w:styleId="DefaultParagraphFont">
     <w:name w:val="Default Paragraph Font"/>
     <w:uiPriority w:val="1"/>
+    <w:semiHidden/>
     <w:unhideWhenUsed/>
   </w:style>
   <w:style w:type="table" w:default="1" w:styleId="TableNormal">

--- a/Checkpoint 3/CPIII-16.docx
+++ b/Checkpoint 3/CPIII-16.docx
@@ -666,12 +666,14 @@
         </w:rPr>
         <w:t xml:space="preserve"> with slider and </w:t>
       </w:r>
+      <w:proofErr w:type="spellStart"/>
       <w:r>
         <w:rPr>
           <w:lang w:val="en-US"/>
         </w:rPr>
         <w:t>ViolinPlot</w:t>
       </w:r>
+      <w:proofErr w:type="spellEnd"/>
       <w:r>
         <w:rPr>
           <w:lang w:val="en-US"/>
@@ -821,7 +823,21 @@
         <w:rPr>
           <w:lang w:val="en-US"/>
         </w:rPr>
-        <w:t>.js). Each file exports a createX function that is responsible for:</w:t>
+        <w:t xml:space="preserve">.js). Each file exports a </w:t>
+      </w:r>
+      <w:proofErr w:type="spellStart"/>
+      <w:r>
+        <w:rPr>
+          <w:lang w:val="en-US"/>
+        </w:rPr>
+        <w:t>createX</w:t>
+      </w:r>
+      <w:proofErr w:type="spellEnd"/>
+      <w:r>
+        <w:rPr>
+          <w:lang w:val="en-US"/>
+        </w:rPr>
+        <w:t xml:space="preserve"> function that is responsible for:</w:t>
       </w:r>
     </w:p>
     <w:p>
@@ -1078,15 +1094,6 @@
           </wp:inline>
         </w:drawing>
       </w:r>
-      <w:commentRangeStart w:id="0"/>
-      <w:commentRangeEnd w:id="0"/>
-      <w:r>
-        <w:rPr>
-          <w:rStyle w:val="CommentReference"/>
-          <w:lang w:val="en-US"/>
-        </w:rPr>
-        <w:commentReference w:id="0"/>
-      </w:r>
     </w:p>
     <w:p>
       <w:pPr>
@@ -1166,7 +1173,21 @@
         <w:rPr>
           <w:lang w:val="en-US"/>
         </w:rPr>
-        <w:t>The Idiom we decided to start this first prototype with was the Scatterplot that answers tasks 4 and 5 respectively, Does type influence the popularity and price of a card by set and by year? and Pokémon Card Sales Volume vs. Revenue per Year, Type, Rarity and Name?. For the scatterplot idiom, the raw dataset could not be used directly. The original dataset contains multiple rows per card, each with attributes such as the card name, release year, set name, series, card(</w:t>
+        <w:t xml:space="preserve">The Idiom we decided to start this first prototype with was the Scatterplot that answers tasks 4 and 5 respectively, Does type influence the popularity and price of a card by set and by year? and Pokémon Card Sales Volume vs. Revenue per Year, Type, Rarity and </w:t>
+      </w:r>
+      <w:proofErr w:type="gramStart"/>
+      <w:r>
+        <w:rPr>
+          <w:lang w:val="en-US"/>
+        </w:rPr>
+        <w:t>Name?.</w:t>
+      </w:r>
+      <w:proofErr w:type="gramEnd"/>
+      <w:r>
+        <w:rPr>
+          <w:lang w:val="en-US"/>
+        </w:rPr>
+        <w:t xml:space="preserve"> For the scatterplot idiom, the raw dataset could not be used directly. The original dataset contains multiple rows per card, each with attributes such as the card name, release year, set name, series, card(</w:t>
       </w:r>
       <w:r>
         <w:rPr>
@@ -2235,7 +2256,35 @@
         <w:rPr>
           <w:lang w:val="en-US"/>
         </w:rPr>
-        <w:t>) has its own createX function (for example: createScatterplot(data: any, selector: any)).</w:t>
+        <w:t xml:space="preserve">) has its own </w:t>
+      </w:r>
+      <w:proofErr w:type="spellStart"/>
+      <w:r>
+        <w:rPr>
+          <w:lang w:val="en-US"/>
+        </w:rPr>
+        <w:t>createX</w:t>
+      </w:r>
+      <w:proofErr w:type="spellEnd"/>
+      <w:r>
+        <w:rPr>
+          <w:lang w:val="en-US"/>
+        </w:rPr>
+        <w:t xml:space="preserve"> function (for example: </w:t>
+      </w:r>
+      <w:proofErr w:type="spellStart"/>
+      <w:r>
+        <w:rPr>
+          <w:lang w:val="en-US"/>
+        </w:rPr>
+        <w:t>createScatterplot</w:t>
+      </w:r>
+      <w:proofErr w:type="spellEnd"/>
+      <w:r>
+        <w:rPr>
+          <w:lang w:val="en-US"/>
+        </w:rPr>
+        <w:t>(data: any, selector: any)).</w:t>
       </w:r>
     </w:p>
     <w:p>
@@ -2254,7 +2303,21 @@
         <w:rPr>
           <w:lang w:val="en-US"/>
         </w:rPr>
-        <w:t>A central update function (updateSelectionAcrossPlots) handles the communication of selection states.</w:t>
+        <w:t>A central update function (</w:t>
+      </w:r>
+      <w:proofErr w:type="spellStart"/>
+      <w:r>
+        <w:rPr>
+          <w:lang w:val="en-US"/>
+        </w:rPr>
+        <w:t>updateSelectionAcrossPlots</w:t>
+      </w:r>
+      <w:proofErr w:type="spellEnd"/>
+      <w:r>
+        <w:rPr>
+          <w:lang w:val="en-US"/>
+        </w:rPr>
+        <w:t>) handles the communication of selection states.</w:t>
       </w:r>
     </w:p>
     <w:p>
@@ -2273,7 +2336,35 @@
         <w:rPr>
           <w:lang w:val="en-US"/>
         </w:rPr>
-        <w:t>Since the integration relies on a shared identifier (selectedCard), additional idioms can easily be added. As long as new charts listen to the same global selection variable, they will automatically integrate into the coordinated highlighting system.</w:t>
+        <w:t>Since the integration relies on a shared identifier (</w:t>
+      </w:r>
+      <w:proofErr w:type="spellStart"/>
+      <w:r>
+        <w:rPr>
+          <w:lang w:val="en-US"/>
+        </w:rPr>
+        <w:t>selectedCard</w:t>
+      </w:r>
+      <w:proofErr w:type="spellEnd"/>
+      <w:r>
+        <w:rPr>
+          <w:lang w:val="en-US"/>
+        </w:rPr>
+        <w:t xml:space="preserve">), additional idioms can easily be added. </w:t>
+      </w:r>
+      <w:proofErr w:type="gramStart"/>
+      <w:r>
+        <w:rPr>
+          <w:lang w:val="en-US"/>
+        </w:rPr>
+        <w:t>As long as</w:t>
+      </w:r>
+      <w:proofErr w:type="gramEnd"/>
+      <w:r>
+        <w:rPr>
+          <w:lang w:val="en-US"/>
+        </w:rPr>
+        <w:t xml:space="preserve"> new charts listen to the same global selection variable, they will automatically integrate into the coordinated highlighting system.</w:t>
       </w:r>
     </w:p>
     <w:p>
@@ -2315,53 +2406,6 @@
     </w:sectPr>
   </w:body>
 </w:document>
-</file>
-
-<file path=word/comments.xml><?xml version="1.0" encoding="utf-8"?>
-<w:comments xmlns:wpc="http://schemas.microsoft.com/office/word/2010/wordprocessingCanvas" xmlns:cx="http://schemas.microsoft.com/office/drawing/2014/chartex" xmlns:cx1="http://schemas.microsoft.com/office/drawing/2015/9/8/chartex" xmlns:cx2="http://schemas.microsoft.com/office/drawing/2015/10/21/chartex" xmlns:cx3="http://schemas.microsoft.com/office/drawing/2016/5/9/chartex" xmlns:cx4="http://schemas.microsoft.com/office/drawing/2016/5/10/chartex" xmlns:cx5="http://schemas.microsoft.com/office/drawing/2016/5/11/chartex" xmlns:cx6="http://schemas.microsoft.com/office/drawing/2016/5/12/chartex" xmlns:cx7="http://schemas.microsoft.com/office/drawing/2016/5/13/chartex" xmlns:cx8="http://schemas.microsoft.com/office/drawing/2016/5/14/chartex" xmlns:mc="http://schemas.openxmlformats.org/markup-compatibility/2006" xmlns:aink="http://schemas.microsoft.com/office/drawing/2016/ink" xmlns:am3d="http://schemas.microsoft.com/office/drawing/2017/model3d" xmlns:o="urn:schemas-microsoft-com:office:office" xmlns:oel="http://schemas.microsoft.com/office/2019/extlst" xmlns:r="http://schemas.openxmlformats.org/officeDocument/2006/relationships" xmlns:m="http://schemas.openxmlformats.org/officeDocument/2006/math" xmlns:v="urn:schemas-microsoft-com:vml" xmlns:wp14="http://schemas.microsoft.com/office/word/2010/wordprocessingDrawing" xmlns:wp="http://schemas.openxmlformats.org/drawingml/2006/wordprocessingDrawing" xmlns:w10="urn:schemas-microsoft-com:office:word" xmlns:w="http://schemas.openxmlformats.org/wordprocessingml/2006/main" xmlns:w14="http://schemas.microsoft.com/office/word/2010/wordml" xmlns:w15="http://schemas.microsoft.com/office/word/2012/wordml" xmlns:w16cex="http://schemas.microsoft.com/office/word/2018/wordml/cex" xmlns:w16cid="http://schemas.microsoft.com/office/word/2016/wordml/cid" xmlns:w16="http://schemas.microsoft.com/office/word/2018/wordml" xmlns:w16du="http://schemas.microsoft.com/office/word/2023/wordml/word16du" xmlns:w16sdtdh="http://schemas.microsoft.com/office/word/2020/wordml/sdtdatahash" xmlns:w16sdtfl="http://schemas.microsoft.com/office/word/2024/wordml/sdtformatlock" xmlns:w16se="http://schemas.microsoft.com/office/word/2015/wordml/symex" xmlns:wpg="http://schemas.microsoft.com/office/word/2010/wordprocessingGroup" xmlns:wpi="http://schemas.microsoft.com/office/word/2010/wordprocessingInk" xmlns:wne="http://schemas.microsoft.com/office/word/2006/wordml" xmlns:wps="http://schemas.microsoft.com/office/word/2010/wordprocessingShape" mc:Ignorable="w14 w15 w16se w16cid w16 w16cex w16sdtdh w16sdtfl w16du wp14">
-  <w:comment w:id="0" w:author="EDUARDO AFONSO CORREIA GUERRA" w:date="2025-09-29T12:42:00Z" w:initials="EC">
-    <w:p>
-      <w:pPr>
-        <w:pStyle w:val="CommentText"/>
-        <w:jc w:val="left"/>
-      </w:pPr>
-      <w:r>
-        <w:rPr>
-          <w:rStyle w:val="CommentReference"/>
-        </w:rPr>
-        <w:annotationRef/>
-      </w:r>
-      <w:r>
-        <w:t>Put updated version of the dashboard</w:t>
-      </w:r>
-      <w:r>
-        <w:br/>
-      </w:r>
-      <w:r>
-        <w:br/>
-        <w:t>(substitute charts with images?)</w:t>
-      </w:r>
-    </w:p>
-  </w:comment>
-</w:comments>
-</file>
-
-<file path=word/commentsExtended.xml><?xml version="1.0" encoding="utf-8"?>
-<w15:commentsEx xmlns:wpc="http://schemas.microsoft.com/office/word/2010/wordprocessingCanvas" xmlns:cx="http://schemas.microsoft.com/office/drawing/2014/chartex" xmlns:cx1="http://schemas.microsoft.com/office/drawing/2015/9/8/chartex" xmlns:cx2="http://schemas.microsoft.com/office/drawing/2015/10/21/chartex" xmlns:cx3="http://schemas.microsoft.com/office/drawing/2016/5/9/chartex" xmlns:cx4="http://schemas.microsoft.com/office/drawing/2016/5/10/chartex" xmlns:cx5="http://schemas.microsoft.com/office/drawing/2016/5/11/chartex" xmlns:cx6="http://schemas.microsoft.com/office/drawing/2016/5/12/chartex" xmlns:cx7="http://schemas.microsoft.com/office/drawing/2016/5/13/chartex" xmlns:cx8="http://schemas.microsoft.com/office/drawing/2016/5/14/chartex" xmlns:mc="http://schemas.openxmlformats.org/markup-compatibility/2006" xmlns:aink="http://schemas.microsoft.com/office/drawing/2016/ink" xmlns:am3d="http://schemas.microsoft.com/office/drawing/2017/model3d" xmlns:o="urn:schemas-microsoft-com:office:office" xmlns:oel="http://schemas.microsoft.com/office/2019/extlst" xmlns:r="http://schemas.openxmlformats.org/officeDocument/2006/relationships" xmlns:m="http://schemas.openxmlformats.org/officeDocument/2006/math" xmlns:v="urn:schemas-microsoft-com:vml" xmlns:wp14="http://schemas.microsoft.com/office/word/2010/wordprocessingDrawing" xmlns:wp="http://schemas.openxmlformats.org/drawingml/2006/wordprocessingDrawing" xmlns:w10="urn:schemas-microsoft-com:office:word" xmlns:w="http://schemas.openxmlformats.org/wordprocessingml/2006/main" xmlns:w14="http://schemas.microsoft.com/office/word/2010/wordml" xmlns:w15="http://schemas.microsoft.com/office/word/2012/wordml" xmlns:w16cex="http://schemas.microsoft.com/office/word/2018/wordml/cex" xmlns:w16cid="http://schemas.microsoft.com/office/word/2016/wordml/cid" xmlns:w16="http://schemas.microsoft.com/office/word/2018/wordml" xmlns:w16du="http://schemas.microsoft.com/office/word/2023/wordml/word16du" xmlns:w16sdtdh="http://schemas.microsoft.com/office/word/2020/wordml/sdtdatahash" xmlns:w16sdtfl="http://schemas.microsoft.com/office/word/2024/wordml/sdtformatlock" xmlns:w16se="http://schemas.microsoft.com/office/word/2015/wordml/symex" xmlns:wpg="http://schemas.microsoft.com/office/word/2010/wordprocessingGroup" xmlns:wpi="http://schemas.microsoft.com/office/word/2010/wordprocessingInk" xmlns:wne="http://schemas.microsoft.com/office/word/2006/wordml" xmlns:wps="http://schemas.microsoft.com/office/word/2010/wordprocessingShape" mc:Ignorable="w14 w15 w16se w16cid w16 w16cex w16sdtdh w16sdtfl w16du wp14">
-  <w15:commentEx w15:paraId="5FD899B6" w15:done="0"/>
-</w15:commentsEx>
-</file>
-
-<file path=word/commentsExtensible.xml><?xml version="1.0" encoding="utf-8"?>
-<w16cex:commentsExtensible xmlns:wpc="http://schemas.microsoft.com/office/word/2010/wordprocessingCanvas" xmlns:cx="http://schemas.microsoft.com/office/drawing/2014/chartex" xmlns:cx1="http://schemas.microsoft.com/office/drawing/2015/9/8/chartex" xmlns:cx2="http://schemas.microsoft.com/office/drawing/2015/10/21/chartex" xmlns:cx3="http://schemas.microsoft.com/office/drawing/2016/5/9/chartex" xmlns:cx4="http://schemas.microsoft.com/office/drawing/2016/5/10/chartex" xmlns:cx5="http://schemas.microsoft.com/office/drawing/2016/5/11/chartex" xmlns:cx6="http://schemas.microsoft.com/office/drawing/2016/5/12/chartex" xmlns:cx7="http://schemas.microsoft.com/office/drawing/2016/5/13/chartex" xmlns:cx8="http://schemas.microsoft.com/office/drawing/2016/5/14/chartex" xmlns:cr="http://schemas.microsoft.com/office/comments/2020/reactions" xmlns:mc="http://schemas.openxmlformats.org/markup-compatibility/2006" xmlns:aink="http://schemas.microsoft.com/office/drawing/2016/ink" xmlns:am3d="http://schemas.microsoft.com/office/drawing/2017/model3d" xmlns:o="urn:schemas-microsoft-com:office:office" xmlns:oel="http://schemas.microsoft.com/office/2019/extlst" xmlns:r="http://schemas.openxmlformats.org/officeDocument/2006/relationships" xmlns:m="http://schemas.openxmlformats.org/officeDocument/2006/math" xmlns:v="urn:schemas-microsoft-com:vml" xmlns:wp14="http://schemas.microsoft.com/office/word/2010/wordprocessingDrawing" xmlns:wp="http://schemas.openxmlformats.org/drawingml/2006/wordprocessingDrawing" xmlns:w10="urn:schemas-microsoft-com:office:word" xmlns:w="http://schemas.openxmlformats.org/wordprocessingml/2006/main" xmlns:w14="http://schemas.microsoft.com/office/word/2010/wordml" xmlns:w15="http://schemas.microsoft.com/office/word/2012/wordml" xmlns:w16cex="http://schemas.microsoft.com/office/word/2018/wordml/cex" xmlns:w16cid="http://schemas.microsoft.com/office/word/2016/wordml/cid" xmlns:w16="http://schemas.microsoft.com/office/word/2018/wordml" xmlns:w16du="http://schemas.microsoft.com/office/word/2023/wordml/word16du" xmlns:w16sdtdh="http://schemas.microsoft.com/office/word/2020/wordml/sdtdatahash" xmlns:w16sdtfl="http://schemas.microsoft.com/office/word/2024/wordml/sdtformatlock" xmlns:w16se="http://schemas.microsoft.com/office/word/2015/wordml/symex" xmlns:wpg="http://schemas.microsoft.com/office/word/2010/wordprocessingGroup" xmlns:wpi="http://schemas.microsoft.com/office/word/2010/wordprocessingInk" xmlns:wne="http://schemas.microsoft.com/office/word/2006/wordml" xmlns:wps="http://schemas.microsoft.com/office/word/2010/wordprocessingShape" mc:Ignorable="w14 w15 w16se w16cid w16 w16cex w16sdtdh w16sdtfl cr w16du wp14">
-  <w16cex:commentExtensible w16cex:durableId="687792B8" w16cex:dateUtc="2025-09-29T11:42:00Z"/>
-</w16cex:commentsExtensible>
-</file>
-
-<file path=word/commentsIds.xml><?xml version="1.0" encoding="utf-8"?>
-<w16cid:commentsIds xmlns:wpc="http://schemas.microsoft.com/office/word/2010/wordprocessingCanvas" xmlns:cx="http://schemas.microsoft.com/office/drawing/2014/chartex" xmlns:cx1="http://schemas.microsoft.com/office/drawing/2015/9/8/chartex" xmlns:cx2="http://schemas.microsoft.com/office/drawing/2015/10/21/chartex" xmlns:cx3="http://schemas.microsoft.com/office/drawing/2016/5/9/chartex" xmlns:cx4="http://schemas.microsoft.com/office/drawing/2016/5/10/chartex" xmlns:cx5="http://schemas.microsoft.com/office/drawing/2016/5/11/chartex" xmlns:cx6="http://schemas.microsoft.com/office/drawing/2016/5/12/chartex" xmlns:cx7="http://schemas.microsoft.com/office/drawing/2016/5/13/chartex" xmlns:cx8="http://schemas.microsoft.com/office/drawing/2016/5/14/chartex" xmlns:mc="http://schemas.openxmlformats.org/markup-compatibility/2006" xmlns:aink="http://schemas.microsoft.com/office/drawing/2016/ink" xmlns:am3d="http://schemas.microsoft.com/office/drawing/2017/model3d" xmlns:o="urn:schemas-microsoft-com:office:office" xmlns:oel="http://schemas.microsoft.com/office/2019/extlst" xmlns:r="http://schemas.openxmlformats.org/officeDocument/2006/relationships" xmlns:m="http://schemas.openxmlformats.org/officeDocument/2006/math" xmlns:v="urn:schemas-microsoft-com:vml" xmlns:wp14="http://schemas.microsoft.com/office/word/2010/wordprocessingDrawing" xmlns:wp="http://schemas.openxmlformats.org/drawingml/2006/wordprocessingDrawing" xmlns:w10="urn:schemas-microsoft-com:office:word" xmlns:w="http://schemas.openxmlformats.org/wordprocessingml/2006/main" xmlns:w14="http://schemas.microsoft.com/office/word/2010/wordml" xmlns:w15="http://schemas.microsoft.com/office/word/2012/wordml" xmlns:w16cex="http://schemas.microsoft.com/office/word/2018/wordml/cex" xmlns:w16cid="http://schemas.microsoft.com/office/word/2016/wordml/cid" xmlns:w16="http://schemas.microsoft.com/office/word/2018/wordml" xmlns:w16du="http://schemas.microsoft.com/office/word/2023/wordml/word16du" xmlns:w16sdtdh="http://schemas.microsoft.com/office/word/2020/wordml/sdtdatahash" xmlns:w16sdtfl="http://schemas.microsoft.com/office/word/2024/wordml/sdtformatlock" xmlns:w16se="http://schemas.microsoft.com/office/word/2015/wordml/symex" xmlns:wpg="http://schemas.microsoft.com/office/word/2010/wordprocessingGroup" xmlns:wpi="http://schemas.microsoft.com/office/word/2010/wordprocessingInk" xmlns:wne="http://schemas.microsoft.com/office/word/2006/wordml" xmlns:wps="http://schemas.microsoft.com/office/word/2010/wordprocessingShape" mc:Ignorable="w14 w15 w16se w16cid w16 w16cex w16sdtdh w16sdtfl w16du wp14">
-  <w16cid:commentId w16cid:paraId="5FD899B6" w16cid:durableId="687792B8"/>
-</w16cid:commentsIds>
 </file>
 
 <file path=word/numbering.xml><?xml version="1.0" encoding="utf-8"?>
@@ -4011,14 +4055,6 @@
     <w:abstractNumId w:val="5"/>
   </w:num>
 </w:numbering>
-</file>
-
-<file path=word/people.xml><?xml version="1.0" encoding="utf-8"?>
-<w15:people xmlns:wpc="http://schemas.microsoft.com/office/word/2010/wordprocessingCanvas" xmlns:cx="http://schemas.microsoft.com/office/drawing/2014/chartex" xmlns:cx1="http://schemas.microsoft.com/office/drawing/2015/9/8/chartex" xmlns:cx2="http://schemas.microsoft.com/office/drawing/2015/10/21/chartex" xmlns:cx3="http://schemas.microsoft.com/office/drawing/2016/5/9/chartex" xmlns:cx4="http://schemas.microsoft.com/office/drawing/2016/5/10/chartex" xmlns:cx5="http://schemas.microsoft.com/office/drawing/2016/5/11/chartex" xmlns:cx6="http://schemas.microsoft.com/office/drawing/2016/5/12/chartex" xmlns:cx7="http://schemas.microsoft.com/office/drawing/2016/5/13/chartex" xmlns:cx8="http://schemas.microsoft.com/office/drawing/2016/5/14/chartex" xmlns:mc="http://schemas.openxmlformats.org/markup-compatibility/2006" xmlns:aink="http://schemas.microsoft.com/office/drawing/2016/ink" xmlns:am3d="http://schemas.microsoft.com/office/drawing/2017/model3d" xmlns:o="urn:schemas-microsoft-com:office:office" xmlns:oel="http://schemas.microsoft.com/office/2019/extlst" xmlns:r="http://schemas.openxmlformats.org/officeDocument/2006/relationships" xmlns:m="http://schemas.openxmlformats.org/officeDocument/2006/math" xmlns:v="urn:schemas-microsoft-com:vml" xmlns:wp14="http://schemas.microsoft.com/office/word/2010/wordprocessingDrawing" xmlns:wp="http://schemas.openxmlformats.org/drawingml/2006/wordprocessingDrawing" xmlns:w10="urn:schemas-microsoft-com:office:word" xmlns:w="http://schemas.openxmlformats.org/wordprocessingml/2006/main" xmlns:w14="http://schemas.microsoft.com/office/word/2010/wordml" xmlns:w15="http://schemas.microsoft.com/office/word/2012/wordml" xmlns:w16cex="http://schemas.microsoft.com/office/word/2018/wordml/cex" xmlns:w16cid="http://schemas.microsoft.com/office/word/2016/wordml/cid" xmlns:w16="http://schemas.microsoft.com/office/word/2018/wordml" xmlns:w16du="http://schemas.microsoft.com/office/word/2023/wordml/word16du" xmlns:w16sdtdh="http://schemas.microsoft.com/office/word/2020/wordml/sdtdatahash" xmlns:w16sdtfl="http://schemas.microsoft.com/office/word/2024/wordml/sdtformatlock" xmlns:w16se="http://schemas.microsoft.com/office/word/2015/wordml/symex" xmlns:wpg="http://schemas.microsoft.com/office/word/2010/wordprocessingGroup" xmlns:wpi="http://schemas.microsoft.com/office/word/2010/wordprocessingInk" xmlns:wne="http://schemas.microsoft.com/office/word/2006/wordml" xmlns:wps="http://schemas.microsoft.com/office/word/2010/wordprocessingShape" mc:Ignorable="w14 w15 w16se w16cid w16 w16cex w16sdtdh w16sdtfl w16du wp14">
-  <w15:person w15:author="EDUARDO AFONSO CORREIA GUERRA">
-    <w15:presenceInfo w15:providerId="AD" w15:userId="S::ist1102681@tecnico.ulisboa.pt::fdf39d30-e9f9-4a60-ac2d-363050dd78a9"/>
-  </w15:person>
-</w15:people>
 </file>
 
 <file path=word/styles.xml><?xml version="1.0" encoding="utf-8"?>
